--- a/CODEBASE_EXPLAINED.docx
+++ b/CODEBASE_EXPLAINED.docx
@@ -7231,7 +7231,7 @@
           <w:rFonts w:ascii="Courier New" w:hAnsi="Courier New"/>
           <w:sz w:val="17"/>
         </w:rPr>
-        <w:t>cd /Users/nkim2/AI/claude_code/splunk-chat-LLM</w:t>
+        <w:t>cd splunk-chat-LLM</w:t>
       </w:r>
     </w:p>
     <w:p>
